--- a/PLAN/especificaciones_en.docx
+++ b/PLAN/especificaciones_en.docx
@@ -163,7 +163,7 @@
         <w:spacing w:after="120"/>
       </w:pPr>
       <w:r>
-        <w:t xml:space="preserve">• The technical model is deliberately auditable: every rule is explicit and traceable. Building a custom neural-net or perceptron-style selection model was deliberately ruled out (see section 30). The multi-factor model (section 19) does incorporate a ridge regression — a simple, transparent linear statistical technique, with fitted weights that can be read and interpreted directly —, very different in opacity and overfitting risk from a neural net: it doesn't contradict the auditability principle, it extends it with a middle-ground method.</w:t>
+        <w:t xml:space="preserve">• The technical model is deliberately auditable: every rule is explicit and traceable. A custom neural-net or perceptron-style selection model is ruled out as the application's method, due to overfitting risk and loss of auditability — though it was later explored separately, as a controlled experiment (see section 31). The multi-factor model (section 19) does incorporate a ridge regression — a simple, transparent linear statistical technique, with fitted weights that can be read and interpreted directly —, very different in opacity and overfitting risk from a neural net: it doesn't contradict the auditability principle, it extends it with a middle-ground method.</w:t>
       </w:r>
     </w:p>
     <w:p>
@@ -1200,7 +1200,46 @@
           <w:sz w:val="28"/>
           <w:szCs w:val="28"/>
         </w:rPr>
-        <w:t xml:space="preserve">30. Open questions for development</w:t>
+        <w:t xml:space="preserve">31. Neural network comparison</w:t>
+      </w:r>
+    </w:p>
+    <w:p>
+      <w:pPr>
+        <w:spacing w:after="120"/>
+      </w:pPr>
+      <w:r>
+        <w:t xml:space="preserve">A separate research section that deliberately revisits the idea ruled out in section 3, but this time as a controlled experiment rather than as the application's selection method: calibrate two ways of learning to score stocks — a ridge regression (the same one the multi-factor model uses, section 19) and a small neural network, both built and trained from scratch with no machine-learning library — through walk-forward: train on what's already known, apply it to the next stretch, compare against the real outcome, readjust, slide the window one session forward.</w:t>
+      </w:r>
+    </w:p>
+    <w:p>
+      <w:pPr>
+        <w:spacing w:after="120"/>
+      </w:pPr>
+      <w:r>
+        <w:t xml:space="preserve">The variables aren't a summary of the calculation window (13 sessions), but each session's own value on its own — the price, volume and money-flow change for each of the last several days, plus the usual 4 fundamental variables, held constant —, 43 input variables in total. The user chooses how many of the last sessions (1 to 10) are set aside for a test phase in which the model is frozen and applied only to data it has never seen — the only honest way to measure whether it actually predicts anything, rather than just memorizing the data it was fitted on.</w:t>
+      </w:r>
+    </w:p>
+    <w:p>
+      <w:pPr>
+        <w:spacing w:after="120"/>
+      </w:pPr>
+      <w:r>
+        <w:t xml:space="preserve">The result, aggregated across several indices, showed no reliable edge for either model over the baseline (the average return of all eligible candidates that same day): the neural network landed almost exactly at the 50% hit rate expected by pure chance, and ridge came in somewhat below that, without reaching a statistically conclusive level. With a more demanding validation method, it confirms the same result already found with the multi-factor model (section 19): none of the approaches tried in this project has shown a reliable predictive edge over applying no criterion at all.</w:t>
+      </w:r>
+    </w:p>
+    <w:p>
+      <w:pPr>
+        <w:spacing w:after="120" w:before="240"/>
+      </w:pPr>
+      <w:r>
+        <w:rPr>
+          <w:b/>
+          <w:bCs/>
+          <w:color w:val="1F3864"/>
+          <w:sz w:val="28"/>
+          <w:szCs w:val="28"/>
+        </w:rPr>
+        <w:t xml:space="preserve">32. Open questions for development</w:t>
       </w:r>
     </w:p>
     <w:p>
@@ -1216,7 +1255,7 @@
         <w:spacing w:after="120"/>
       </w:pPr>
       <w:r>
-        <w:t xml:space="preserve">• Deliberately ruled out: a custom neural-net / perceptron-style selection model — too much overfitting risk with this data, and loss of auditability (see section 3).</w:t>
+        <w:t xml:space="preserve">• Already explored as a separate experiment (section 31): a custom neural-net / perceptron-style selection model, calibrated by walk-forward and validated on unseen data — with no reliable predictive edge over the baseline, same as the multi-factor model (section 19).</w:t>
       </w:r>
     </w:p>
     <w:p>

--- a/PLAN/especificaciones_en.docx
+++ b/PLAN/especificaciones_en.docx
@@ -1239,7 +1239,85 @@
           <w:sz w:val="28"/>
           <w:szCs w:val="28"/>
         </w:rPr>
-        <w:t xml:space="preserve">32. Open questions for development</w:t>
+        <w:t xml:space="preserve">32. Classification of an index's stocks by price and volume</w:t>
+      </w:r>
+    </w:p>
+    <w:p>
+      <w:pPr>
+        <w:spacing w:after="120"/>
+      </w:pPr>
+      <w:r>
+        <w:t xml:space="preserve">Within "Neural network comparison" (section 31), a different variant: instead of predicting how much each stock will rise, the network only classifies it into two groups — above or below the index's MEDIAN over the following 5 sessions. The median, not "beating the index", is chosen on purpose: it always splits the two groups evenly, so the baseline is exactly 50% and there's no way to score by always saying the same thing.</w:t>
+      </w:r>
+    </w:p>
+    <w:p>
+      <w:pPr>
+        <w:spacing w:after="120"/>
+      </w:pPr>
+      <w:r>
+        <w:t xml:space="preserve">Each stock is described by its previous 8 sessions — price, volume and money flow for each one, 24 variables. The history is split into two tranches separated in time: it trains on the first, the model is frozen, and on the second — after a 5-session safety gap, so no training label depends on test sessions — it's applied without further adjustment and compared against what actually happened. For today's recommendation, it's retrained one last time on all available history.</w:t>
+      </w:r>
+    </w:p>
+    <w:p>
+      <w:pPr>
+        <w:spacing w:after="120"/>
+      </w:pPr>
+      <w:r>
+        <w:t xml:space="preserve">Result: across the indices tried, accuracy stayed indistinguishable from the 50% expected by chance, and — the most telling figure — accuracy among the model's highest-confidence cases was practically the same as the overall figure, a sign that confidence reflected no real learned signal.</w:t>
+      </w:r>
+    </w:p>
+    <w:p>
+      <w:pPr>
+        <w:spacing w:after="120" w:before="240"/>
+      </w:pPr>
+      <w:r>
+        <w:rPr>
+          <w:b/>
+          <w:bCs/>
+          <w:color w:val="1F3864"/>
+          <w:sz w:val="28"/>
+          <w:szCs w:val="28"/>
+        </w:rPr>
+        <w:t xml:space="preserve">33. Classification by fundamentals</w:t>
+      </w:r>
+    </w:p>
+    <w:p>
+      <w:pPr>
+        <w:spacing w:after="120"/>
+      </w:pPr>
+      <w:r>
+        <w:t xml:space="preserve">Same mechanics as the previous section, but with fundamental variables instead of price/volume — with a different underlying problem that had to be solved first: Yahoo Finance only gives TODAY's value for most fundamentals, with no history. A "validity" mechanism was built: data that does carry a real date (published quarterly and annual results, and the evolution of analyst estimates over the last 3 months) is considered valid from its publication date until a more recent figure replaces it — never before, so as not to leak future information. The rest (balance-sheet ratios, short interest, insider/institutional split...) is treated as today's constant; and four variables (P/E, market cap, dividend yield, beta) are reconstructed by combining real historical price with the fundamental figure valid at each point.</w:t>
+      </w:r>
+    </w:p>
+    <w:p>
+      <w:pPr>
+        <w:spacing w:after="120"/>
+      </w:pPr>
+      <w:r>
+        <w:t xml:space="preserve">34 variables in total, each paired with an indicator of whether the data was real or imputed — the average of that variable among the index's other stocks that same day, when missing —, 68 input columns. The period is limited to a single quarter (63 sessions): that's the real coverage limit of the richest variable (the evolution of estimates), not an arbitrary figure.</w:t>
+      </w:r>
+    </w:p>
+    <w:p>
+      <w:pPr>
+        <w:spacing w:after="120"/>
+      </w:pPr>
+      <w:r>
+        <w:t xml:space="preserve">Result, aggregated across 8 traditional indices (117 test steps in total): the stocks highlighted by the model beat their index's average in 55 of 117 steps (47.0%) — below chance, not above. The average return difference (highlighted minus average) was -0.56 points. The pattern across indices itself reinforces this reading: accuracy among the highest-confidence cases ranged from 33% to 80% depending on the index — a spread a model with real signal shouldn't show, and which is the characteristic signature of small-sample noise (12-15 steps per index), not a real edge in disguise. The seventh approach in the project to converge on the same result: no reliable predictive edge.</w:t>
+      </w:r>
+    </w:p>
+    <w:p>
+      <w:pPr>
+        <w:spacing w:after="120" w:before="240"/>
+      </w:pPr>
+      <w:r>
+        <w:rPr>
+          <w:b/>
+          <w:bCs/>
+          <w:color w:val="1F3864"/>
+          <w:sz w:val="28"/>
+          <w:szCs w:val="28"/>
+        </w:rPr>
+        <w:t xml:space="preserve">34. Open questions for development</w:t>
       </w:r>
     </w:p>
     <w:p>
